--- a/output/TableS1_full_descriptives.docx
+++ b/output/TableS1_full_descriptives.docx
@@ -1000,7 +1000,7 @@
                 <w:szCs w:val="22"/>
                 <w:color w:val="000000"/>
               </w:rPr>
-              <w:t xml:space="preserve">0.010</w:t>
+              <w:t xml:space="preserve">0.012</w:t>
             </w:r>
           </w:p>
         </w:tc>
@@ -2340,7 +2340,7 @@
                 <w:szCs w:val="22"/>
                 <w:color w:val="000000"/>
               </w:rPr>
-              <w:t xml:space="preserve">0.15</w:t>
+              <w:t xml:space="preserve"/>
             </w:r>
           </w:p>
         </w:tc>
@@ -5020,7 +5020,7 @@
                 <w:szCs w:val="22"/>
                 <w:color w:val="000000"/>
               </w:rPr>
-              <w:t xml:space="preserve">0.2</w:t>
+              <w:t xml:space="preserve"/>
             </w:r>
           </w:p>
         </w:tc>
@@ -11720,7 +11720,7 @@
                 <w:szCs w:val="22"/>
                 <w:color w:val="000000"/>
               </w:rPr>
-              <w:t xml:space="preserve">0.2</w:t>
+              <w:t xml:space="preserve">0.12</w:t>
             </w:r>
           </w:p>
         </w:tc>
@@ -12390,7 +12390,7 @@
                 <w:szCs w:val="22"/>
                 <w:color w:val="000000"/>
               </w:rPr>
-              <w:t xml:space="preserve">0.033</w:t>
+              <w:t xml:space="preserve">0.031</w:t>
             </w:r>
           </w:p>
         </w:tc>
@@ -12595,7 +12595,7 @@
                 <w:szCs w:val="22"/>
                 <w:color w:val="000000"/>
               </w:rPr>
-              <w:t xml:space="preserve">Welch Two Sample t-test; Pearson's Chi-squared test</w:t>
+              <w:t xml:space="preserve">Wilcoxon rank sum test; NA; Fisher's exact test</w:t>
             </w:r>
           </w:p>
         </w:tc>
